--- a/REQUERIMENTOS/piso-moeda/Requerimento_Piso_Moeda_Pregao_96-2025.docx
+++ b/REQUERIMENTOS/piso-moeda/Requerimento_Piso_Moeda_Pregao_96-2025.docx
@@ -35,7 +35,16 @@
         <w:t>Assunto:</w:t>
       </w:r>
       <w:r>
-        <w:t xml:space="preserve"> Informações sobre o Pregão Eletrônico nº 96/2025 (Processo nº 58205/2024-16), registro de preços para fornecimento de piso moeda de borracha, cujo preço homologado ficou </w:t>
+        <w:t xml:space="preserve"> Informações sobre o registro de preços de piso moeda de borracha do </w:t>
+      </w:r>
+      <w:r>
+        <w:rPr>
+          <w:b/>
+        </w:rPr>
+        <w:t>Processo nº 58205/2024-16</w:t>
+      </w:r>
+      <w:r>
+        <w:t xml:space="preserve">, cujo preço homologado ficou </w:t>
       </w:r>
       <w:r>
         <w:rPr>
@@ -53,7 +62,16 @@
         <w:t>53% acima</w:t>
       </w:r>
       <w:r>
-        <w:t xml:space="preserve"> do preço obtido pelo Município para o mesmo item, com especificação idêntica, sete meses depois (Pregão Eletrônico nº 556/2025, Processo nº 31976/2025-56).</w:t>
+        <w:t xml:space="preserve"> do preço obtido pelo Município para o mesmo item, com especificação idêntica, sete meses depois (</w:t>
+      </w:r>
+      <w:r>
+        <w:rPr>
+          <w:b/>
+        </w:rPr>
+        <w:t>Processo nº 31976/2025-56</w:t>
+      </w:r>
+      <w:r>
+        <w:t>).</w:t>
       </w:r>
     </w:p>
     <w:p>
@@ -150,7 +168,7 @@
               <w:rPr>
                 <w:b/>
               </w:rPr>
-              <w:t>Pregão nº 96/2025</w:t>
+              <w:t>Certame de fevereiro</w:t>
             </w:r>
           </w:p>
         </w:tc>
@@ -168,7 +186,7 @@
               <w:rPr>
                 <w:b/>
               </w:rPr>
-              <w:t>Pregão nº 556/2025</w:t>
+              <w:t>Certame de setembro</w:t>
             </w:r>
           </w:p>
         </w:tc>
@@ -181,6 +199,9 @@
           <w:p>
             <w:r/>
             <w:r>
+              <w:rPr>
+                <w:b/>
+              </w:rPr>
               <w:t>Processo administrativo</w:t>
             </w:r>
           </w:p>
@@ -192,6 +213,9 @@
           <w:p>
             <w:r/>
             <w:r>
+              <w:rPr>
+                <w:b/>
+              </w:rPr>
               <w:t>58205/2024-16</w:t>
             </w:r>
           </w:p>
@@ -203,7 +227,45 @@
           <w:p>
             <w:r/>
             <w:r>
+              <w:rPr>
+                <w:b/>
+              </w:rPr>
               <w:t>31976/2025-56</w:t>
+            </w:r>
+          </w:p>
+        </w:tc>
+      </w:tr>
+      <w:tr>
+        <w:tc>
+          <w:tcPr>
+            <w:tcW w:type="dxa" w:w="2880"/>
+          </w:tcPr>
+          <w:p>
+            <w:r/>
+            <w:r>
+              <w:t>Identificação no PNCP</w:t>
+            </w:r>
+          </w:p>
+        </w:tc>
+        <w:tc>
+          <w:tcPr>
+            <w:tcW w:type="dxa" w:w="2880"/>
+          </w:tcPr>
+          <w:p>
+            <w:r/>
+            <w:r>
+              <w:t>sequencial 96/2025 · compra 17011</w:t>
+            </w:r>
+          </w:p>
+        </w:tc>
+        <w:tc>
+          <w:tcPr>
+            <w:tcW w:type="dxa" w:w="2880"/>
+          </w:tcPr>
+          <w:p>
+            <w:r/>
+            <w:r>
+              <w:t>sequencial 556/2025 · compra 18037</w:t>
             </w:r>
           </w:p>
         </w:tc>
@@ -580,7 +642,7 @@
         <w:pStyle w:val="ListBullet"/>
       </w:pPr>
       <w:r>
-        <w:t>Pregão 96/2025 — https://pncp.gov.br/app/editais/58200015000183/2025/96</w:t>
+        <w:t>Processo 58205/2024-16 (sequencial 96/2025) — https://pncp.gov.br/app/editais/58200015000183/2025/96</w:t>
       </w:r>
     </w:p>
     <w:p>
@@ -588,7 +650,7 @@
         <w:pStyle w:val="ListBullet"/>
       </w:pPr>
       <w:r>
-        <w:t>Pregão 556/2025 — https://pncp.gov.br/app/editais/58200015000183/2025/556</w:t>
+        <w:t>Processo 31976/2025-56 (sequencial 556/2025) — https://pncp.gov.br/app/editais/58200015000183/2025/556</w:t>
       </w:r>
     </w:p>
     <w:p>
@@ -596,7 +658,7 @@
         <w:pStyle w:val="ListBullet"/>
       </w:pPr>
       <w:r>
-        <w:t>Pregão 492/2025 — https://pncp.gov.br/app/editais/58200015000183/2025/492</w:t>
+        <w:t>Processo 19351/2025-99 (sequencial 492/2025) — https://pncp.gov.br/app/editais/58200015000183/2025/492</w:t>
       </w:r>
     </w:p>
     <w:p>
@@ -623,7 +685,7 @@
         <w:rPr>
           <w:b/>
         </w:rPr>
-        <w:t>Primeiro: o pregão de fevereiro não produziu desconto.</w:t>
+        <w:t>Primeiro: o certame de fevereiro não produziu desconto.</w:t>
       </w:r>
       <w:r>
         <w:t xml:space="preserve"> O valor homologado ficou </w:t>
@@ -675,7 +737,7 @@
         <w:t>R$ 714,87 por rolo</w:t>
       </w:r>
       <w:r>
-        <w:t xml:space="preserve">. Aplicada à quantidade registrada na ata do Pregão nº 96/2025 (3.755 rolos), corresponde a </w:t>
+        <w:t xml:space="preserve">. Aplicada à quantidade registrada na ata do certame do Processo nº 58205/2024-16 (3.755 rolos), corresponde a </w:t>
       </w:r>
       <w:r>
         <w:rPr>
@@ -800,7 +862,7 @@
               <w:rPr>
                 <w:b/>
               </w:rPr>
-              <w:t>Santos — Pregão 96/2025</w:t>
+              <w:t>Santos — Proc. 58205/2024-16</w:t>
             </w:r>
           </w:p>
         </w:tc>
@@ -888,7 +950,7 @@
               <w:rPr>
                 <w:b/>
               </w:rPr>
-              <w:t>Santos — Pregão 556/2025</w:t>
+              <w:t>Santos — Proc. 31976/2025-56</w:t>
             </w:r>
           </w:p>
         </w:tc>
@@ -965,7 +1027,7 @@
         <w:t>Quarto: no mesmo ano, o Município obteve descontos expressivos em outra ata de piso de borracha, de valor ainda maior.</w:t>
       </w:r>
       <w:r>
-        <w:t xml:space="preserve"> O Pregão Eletrônico nº 492/2025 (Processo nº 19351/2025-99), para fornecimento </w:t>
+        <w:t xml:space="preserve"> O certame do Processo nº 19351/2025-99, para fornecimento </w:t>
       </w:r>
       <w:r>
         <w:rPr>
@@ -1022,7 +1084,7 @@
               <w:rPr>
                 <w:b/>
               </w:rPr>
-              <w:t>Certame</w:t>
+              <w:t>Processo</w:t>
             </w:r>
           </w:p>
         </w:tc>
@@ -1092,7 +1154,7 @@
               <w:rPr>
                 <w:b/>
               </w:rPr>
-              <w:t>96/2025</w:t>
+              <w:t>58205/2024-16</w:t>
             </w:r>
           </w:p>
         </w:tc>
@@ -1141,7 +1203,7 @@
           <w:p>
             <w:r/>
             <w:r>
-              <w:t>492/2025</w:t>
+              <w:t>19351/2025-99</w:t>
             </w:r>
           </w:p>
         </w:tc>
@@ -1187,7 +1249,7 @@
           <w:p>
             <w:r/>
             <w:r>
-              <w:t>556/2025</w:t>
+              <w:t>31976/2025-56</w:t>
             </w:r>
           </w:p>
         </w:tc>
@@ -1232,7 +1294,7 @@
         <w:jc w:val="both"/>
       </w:pPr>
       <w:r>
-        <w:t xml:space="preserve">Os três certames são registros de preços de piso de borracha realizados no mesmo exercício, com secretarias demandantes parcialmente coincidentes — a </w:t>
+        <w:t xml:space="preserve">Os três certames são registros de preços de piso de borracha realizados no mesmo exercício, com secretarias demandantes parcialmente coincidentes: a </w:t>
       </w:r>
       <w:r>
         <w:rPr>
@@ -1241,7 +1303,7 @@
         <w:t>SEPREF</w:t>
       </w:r>
       <w:r>
-        <w:t xml:space="preserve"> figura tanto no Pregão nº 96/2025 quanto no nº 492/2025, e a </w:t>
+        <w:t xml:space="preserve"> figura tanto no Processo nº 58205/2024-16 quanto no nº 19351/2025-99, e a </w:t>
       </w:r>
       <w:r>
         <w:rPr>
@@ -1250,7 +1312,7 @@
         <w:t>SEMAM</w:t>
       </w:r>
       <w:r>
-        <w:t xml:space="preserve"> tanto no nº 96/2025 quanto no nº 556/2025. O Pregão nº 492/2025, de valor quase o dobro do nº 96/2025, obteve descontos superiores a 40%. Afasta-se, portanto, a hipótese de que o resultado do Pregão nº 96/2025 decorreria do porte da contratação ou de característica intrínseca do mercado de pisos de borracha em Santos.</w:t>
+        <w:t xml:space="preserve"> tanto no nº 58205/2024-16 quanto no nº 31976/2025-56. O certame do Processo nº 19351/2025-99, de valor quase o dobro, obteve descontos superiores a 40%. Afasta-se, portanto, a hipótese de que o resultado do certame do Processo nº 58205/2024-16 decorreria do porte da contratação ou de característica intrínseca do mercado de pisos de borracha em Santos.</w:t>
       </w:r>
     </w:p>
     <w:p>
@@ -1334,7 +1396,7 @@
         <w:t>R$ 2.055,99 por rolo</w:t>
       </w:r>
       <w:r>
-        <w:t xml:space="preserve"> no Pregão nº 96/2025, com identificação das empresas ou bases consultadas, das datas das cotações e do critério de cálculo adotado (média, mediana ou menor valor).</w:t>
+        <w:t xml:space="preserve"> no certame do Processo nº 58205/2024-16, com identificação das empresas ou bases consultadas, das datas das cotações e do critério de cálculo adotado (média, mediana ou menor valor).</w:t>
       </w:r>
     </w:p>
     <w:p>
@@ -1343,7 +1405,7 @@
         <w:jc w:val="both"/>
       </w:pPr>
       <w:r>
-        <w:t xml:space="preserve">Se a pesquisa de preços do Pregão nº 96/2025 considerou </w:t>
+        <w:t xml:space="preserve">Se a pesquisa de preços do certame do Processo nº 58205/2024-16 considerou </w:t>
       </w:r>
       <w:r>
         <w:rPr>
@@ -1367,7 +1429,7 @@
         <w:t>Quantos licitantes</w:t>
       </w:r>
       <w:r>
-        <w:t xml:space="preserve"> apresentaram proposta e quantos participaram efetivamente da fase de lances no Pregão nº 96/2025, e qual foi o </w:t>
+        <w:t xml:space="preserve"> apresentaram proposta e quantos participaram efetivamente da fase de lances no certame do Processo nº 58205/2024-16, e qual foi o </w:t>
       </w:r>
       <w:r>
         <w:rPr>
@@ -1403,7 +1465,7 @@
         <w:jc w:val="both"/>
       </w:pPr>
       <w:r>
-        <w:t xml:space="preserve">Se a pesquisa de preços ou o termo de referência do Pregão nº 96/2025 considerou, na formação do preço estimado, </w:t>
+        <w:t xml:space="preserve">Se a pesquisa de preços ou o termo de referência do certame do Processo nº 58205/2024-16 considerou, na formação do preço estimado, </w:t>
       </w:r>
       <w:r>
         <w:rPr>
@@ -1427,7 +1489,7 @@
         <w:t>Quantos rolos foram efetivamente adquiridos</w:t>
       </w:r>
       <w:r>
-        <w:t xml:space="preserve"> por meio da Ata de Registro de Preços decorrente do Pregão nº 96/2025, discriminados por empenho, nota fiscal, data e valor pago, e qual o </w:t>
+        <w:t xml:space="preserve"> por meio da Ata de Registro de Preços decorrente do certame do Processo nº 58205/2024-16, discriminados por empenho, nota fiscal, data e valor pago, e qual o </w:t>
       </w:r>
       <w:r>
         <w:rPr>
@@ -1445,7 +1507,7 @@
         <w:jc w:val="both"/>
       </w:pPr>
       <w:r>
-        <w:t xml:space="preserve">Se a Ata de Registro de Preços do Pregão nº 96/2025 foi objeto de </w:t>
+        <w:t xml:space="preserve">Se a Ata de Registro de Preços do certame do Processo nº 58205/2024-16 foi objeto de </w:t>
       </w:r>
       <w:r>
         <w:rPr>
@@ -1454,7 +1516,7 @@
         <w:t>cancelamento, revisão, repactuação ou renegociação de preços</w:t>
       </w:r>
       <w:r>
-        <w:t xml:space="preserve"> após a homologação do Pregão nº 556/2025, que registrou o mesmo item por R$ 1.340,00; em caso negativo, qual o fundamento para a manutenção do preço anterior.</w:t>
+        <w:t xml:space="preserve"> após a homologação do certame do Processo nº 31976/2025-56, que registrou o mesmo item por R$ 1.340,00; em caso negativo, qual o fundamento para a manutenção do preço anterior.</w:t>
       </w:r>
     </w:p>
     <w:p>
@@ -1517,7 +1579,7 @@
         <w:t>três registros de preços de piso de borracha</w:t>
       </w:r>
       <w:r>
-        <w:t xml:space="preserve"> — Pregões nº 96/2025 (desconto de 0,05%), nº 492/2025 (descontos de 42,4% e 52,9%, Processo nº 19351/2025-99) e nº 556/2025 (desconto de 48,56%) — com secretarias demandantes parcialmente coincidentes, informar: (a) qual </w:t>
+        <w:t xml:space="preserve"> — os Processos nº 58205/2024-16 (desconto de 0,05%), nº 19351/2025-99 (descontos de 42,4% e 52,9%) e nº 31976/2025-56 (desconto de 48,56%) — com secretarias demandantes parcialmente coincidentes, informar: (a) qual </w:t>
       </w:r>
       <w:r>
         <w:rPr>
@@ -1560,7 +1622,7 @@
         <w:jc w:val="both"/>
       </w:pPr>
       <w:r>
-        <w:t>O registro de preços do Pregão nº 96/2025 alcançou R$ 7,7 milhões. Um desconto de 0,05% em pregão eletrônico é resultado atípico e, por si só, não configura irregularidade — pode decorrer de estimativa bem calibrada, de mercado restrito ou de conjuntura específica. O que torna o esclarecimento necessário é a convergência de quatro fatos, cada um afastando uma das explicações possíveis:</w:t>
+        <w:t>O registro de preços do certame do Processo nº 58205/2024-16 alcançou R$ 7,7 milhões. Um desconto de 0,05% em pregão eletrônico é resultado atípico e, por si só, não configura irregularidade — pode decorrer de estimativa bem calibrada, de mercado restrito ou de conjuntura específica. O que torna o esclarecimento necessário é a convergência de quatro fatos, cada um afastando uma das explicações possíveis:</w:t>
       </w:r>
     </w:p>
     <w:p>
